--- a/public/docx/Cerere concediu de odihna.docx
+++ b/public/docx/Cerere concediu de odihna.docx
@@ -885,19 +885,9 @@
             <w:r>
               <w:t xml:space="preserve">, </w:t>
             </w:r>
-            <w:proofErr w:type="spellStart"/>
-            <w:r>
-              <w:t>cer</w:t>
-            </w:r>
-            <w:proofErr w:type="spellEnd"/>
-            <w:r>
-              <w:t xml:space="preserve"> </w:t>
-            </w:r>
-            <w:proofErr w:type="spellStart"/>
-            <w:r>
-              <w:t>aprobarea</w:t>
-            </w:r>
-            <w:proofErr w:type="spellEnd"/>
+            <w:r>
+              <w:t>solicit aprobarea</w:t>
+            </w:r>
             <w:r>
               <w:t xml:space="preserve"> </w:t>
             </w:r>
@@ -1646,23 +1636,7 @@
                 <w:b/>
                 <w:bCs/>
               </w:rPr>
-              <w:t>{{data-</w:t>
-            </w:r>
-            <w:proofErr w:type="spellStart"/>
-            <w:r>
-              <w:rPr>
-                <w:b/>
-                <w:bCs/>
-              </w:rPr>
-              <w:t>cererii</w:t>
-            </w:r>
-            <w:proofErr w:type="spellEnd"/>
-            <w:r>
-              <w:rPr>
-                <w:b/>
-                <w:bCs/>
-              </w:rPr>
-              <w:t>}}</w:t>
+              <w:t>{{data-cererii}}</w:t>
             </w:r>
           </w:p>
           <w:p>
@@ -1871,6 +1845,21 @@
               <w:spacing w:after="0" w:line="278" w:lineRule="auto"/>
             </w:pPr>
             <w:r>
+              <w:p>
+                <w:pPr>
+                  <w:spacing w:after="0" w:line="278" w:lineRule="auto"/>
+                </w:pPr>
+                <w:r>
+                  <w:t>Nr. cerere: </w:t>
+                </w:r>
+                <w:r>
+                  <w:rPr>
+                    <w:b/>
+                    <w:bCs/>
+                  </w:rPr>
+                  <w:t>{{nr-cerere}}</w:t>
+                </w:r>
+              </w:p>
               <w:t>SOLICITANT:</w:t>
             </w:r>
           </w:p>
